--- a/Теория автоматов и формальных языков/Lab2/docks/L2_try3.docx
+++ b/Теория автоматов и формальных языков/Lab2/docks/L2_try3.docx
@@ -4678,7 +4678,29 @@
           <w:szCs w:val="20"/>
           <w:shd w:fill="auto" w:val="clear"/>
         </w:rPr>
-        <w:t>Пронумеруйте нетерминалы (A1​..A5​).</w:t>
+        <w:t>Пронумеру</w:t>
+      </w:r>
+      <w:r>
+        <w:rPr>
+          <w:rFonts w:ascii="times" w:hAnsi="times"/>
+          <w:b w:val="false"/>
+          <w:bCs w:val="false"/>
+          <w:sz w:val="20"/>
+          <w:szCs w:val="20"/>
+          <w:shd w:fill="auto" w:val="clear"/>
+        </w:rPr>
+        <w:t>ем</w:t>
+      </w:r>
+      <w:r>
+        <w:rPr>
+          <w:rFonts w:ascii="times" w:hAnsi="times"/>
+          <w:b w:val="false"/>
+          <w:bCs w:val="false"/>
+          <w:sz w:val="20"/>
+          <w:szCs w:val="20"/>
+          <w:shd w:fill="auto" w:val="clear"/>
+        </w:rPr>
+        <w:t xml:space="preserve"> нетерминалы (A1​..A5​).</w:t>
       </w:r>
     </w:p>
     <w:p>
@@ -6389,46 +6411,42 @@
         </w:rPr>
       </w:pPr>
       <w:r>
-        <w:rPr/>
-      </w:r>
-    </w:p>
-    <w:p>
-      <w:pPr>
-        <w:pStyle w:val="Normal"/>
-        <w:bidi w:val="0"/>
-        <w:spacing w:before="0" w:after="0"/>
-        <w:jc w:val="start"/>
-        <w:rPr>
-          <w:rFonts w:ascii="times" w:hAnsi="times"/>
-          <w:b w:val="false"/>
-          <w:bCs w:val="false"/>
-          <w:sz w:val="20"/>
-          <w:szCs w:val="20"/>
-          <w:highlight w:val="none"/>
-          <w:shd w:fill="auto" w:val="clear"/>
-        </w:rPr>
-      </w:pPr>
-      <w:r>
-        <w:rPr>
-          <w:rFonts w:ascii="times" w:hAnsi="times"/>
-          <w:b w:val="false"/>
-          <w:bCs w:val="false"/>
-          <w:sz w:val="20"/>
-          <w:szCs w:val="20"/>
-          <w:shd w:fill="auto" w:val="clear"/>
-        </w:rPr>
-        <w:t>Рассматриваем нетерминал A</w:t>
-      </w:r>
-      <w:r>
-        <w:rPr>
-          <w:rFonts w:ascii="times" w:hAnsi="times"/>
-          <w:b w:val="false"/>
-          <w:bCs w:val="false"/>
-          <w:sz w:val="20"/>
-          <w:szCs w:val="20"/>
-          <w:shd w:fill="auto" w:val="clear"/>
-        </w:rPr>
-        <w:t>5</w:t>
+        <w:rPr>
+          <w:rFonts w:ascii="times" w:hAnsi="times"/>
+          <w:b w:val="false"/>
+          <w:bCs w:val="false"/>
+          <w:sz w:val="20"/>
+          <w:szCs w:val="20"/>
+          <w:shd w:fill="auto" w:val="clear"/>
+        </w:rPr>
+      </w:r>
+    </w:p>
+    <w:p>
+      <w:pPr>
+        <w:pStyle w:val="Normal"/>
+        <w:bidi w:val="0"/>
+        <w:spacing w:before="0" w:after="0"/>
+        <w:jc w:val="start"/>
+        <w:rPr>
+          <w:rFonts w:ascii="times" w:hAnsi="times"/>
+          <w:b w:val="false"/>
+          <w:bCs w:val="false"/>
+          <w:sz w:val="20"/>
+          <w:szCs w:val="20"/>
+          <w:highlight w:val="none"/>
+          <w:shd w:fill="auto" w:val="clear"/>
+        </w:rPr>
+      </w:pPr>
+      <w:r>
+        <w:rPr>
+          <w:rFonts w:ascii="times" w:hAnsi="times"/>
+          <w:b w:val="false"/>
+          <w:bCs w:val="false"/>
+          <w:sz w:val="20"/>
+          <w:szCs w:val="20"/>
+          <w:shd w:fill="auto" w:val="clear"/>
+        </w:rPr>
+        <w:t>Рассматриваем нетерминал A5</w:t>
       </w:r>
     </w:p>
     <w:p>
